--- a/docs/artigo/SafeNap_CONICT_2026.docx
+++ b/docs/artigo/SafeNap_CONICT_2026.docx
@@ -542,7 +542,7 @@
           <w:i w:val="0"/>
           <w:sz w:val="22"/>
         </w:rPr>
-        <w:t>Utilizou-se React 19 com Vite e TypeScript, executando a biblioteca MediaPipe FaceLandmarker (@mediapipe/tasks-vision) (LUGARESI et al., 2019) inteiramente no navegador via WebAssembly, sem envio de vídeo a qualquer servidor. A cada quadro, 478 pontos faciais são extraídos e utilizados para calcular o Eye Aspect Ratio (EAR, com distâncias 3D para invariância à pose da cabeça), a razão de abertura da boca (bocejo), a queda do nariz (cabeça abaixando) e o PERCLOS em janela deslizante de 60 segundos. Um detector dedicado de micro-sono (EAR muito baixo sustentado por ≥1,8s) e um detector de tendência de queda do EAR (fase prodrômica, calibrada por baseline individual) complementam a máquina de estados de três níveis (normal, aviso, alarme). Um extrator de features computa um vetor de 18 características sobre uma janela de 10 quadros, alimentando um classificador Random Forest compacto (formato ONNX, &lt;100KB, sem quantização — árvores de decisão não possuem operadores quantizáveis) executado localmente via onnxruntime-web. Este classificador é experimental: foi treinado sobre dados sintéticos gerados programaticamente, não sobre condutores reais, e atua apenas como sinal auxiliar que nunca origina um alarme sozinho. O pipeline de ingestão, extração de features (leitura de vídeo via OpenCV — BRADSKI, 2000) e treinamento para os datasets públicos NTHU-DDD e UTA-RLDD já está implementado; o treinamento efetivo sobre esses dados reais permanece como trabalho futuro (ver Conclusões); opcionalmente, um classificador por usuário (CART/Random Forest em JavaScript puro, sem dependências externas) pode ser treinado localmente a partir dos dados de calibração. O modo híbrido combina as saídas de regras e do modelo de ML.</w:t>
+        <w:t>Utilizou-se React 19 com Vite e TypeScript, executando a biblioteca MediaPipe FaceLandmarker (@mediapipe/tasks-vision) (LUGARESI et al., 2019) inteiramente no navegador via WebAssembly, sem envio de vídeo a qualquer servidor. A cada quadro, 478 pontos faciais são extraídos e utilizados para calcular o Eye Aspect Ratio (EAR, com distâncias 3D para invariância à pose da cabeça), a razão de abertura da boca (bocejo), a queda do nariz (cabeça abaixando) e o PERCLOS em janela deslizante de 60 segundos. O denominador do PERCLOS é o tempo de observação válida dentro da janela, não o tempo de relógio transcorrido: intervalos sem rosto confiável são excluídos do denominador em vez de contarem implicitamente como olhos abertos, e a razão só participa da decisão quando há observação válida suficiente. Um detector dedicado de micro-sono (EAR muito baixo sustentado por ≥1,8s) e um detector de tendência de queda do EAR (fase prodrômica, calibrada por baseline individual) complementam a máquina de estados de três níveis (normal, aviso, alarme). Um extrator de features computa um vetor de 18 características sobre uma janela de 10 quadros, alimentando um classificador Random Forest compacto (formato ONNX, &lt;100KB, sem quantização — árvores de decisão não possuem operadores quantizáveis) executado localmente via onnxruntime-web. Este classificador é experimental: foi treinado sobre dados sintéticos gerados programaticamente, não sobre condutores reais, e atua apenas como sinal auxiliar que nunca origina um alarme sozinho. O pipeline de ingestão, extração de features (leitura de vídeo via OpenCV — BRADSKI, 2000) e treinamento para os datasets públicos NTHU-DDD e UTA-RLDD já está implementado; o treinamento efetivo sobre esses dados reais permanece como trabalho futuro (ver Conclusões); opcionalmente, um classificador por usuário (CART/Random Forest em JavaScript puro, sem dependências externas) pode ser treinado localmente a partir dos dados de calibração. O modo híbrido combina as saídas de regras e do modelo de ML.</w:t>
       </w:r>
     </w:p>
     <w:p>
@@ -677,7 +677,7 @@
           <w:i w:val="0"/>
           <w:sz w:val="22"/>
         </w:rPr>
-        <w:t xml:space="preserve">Validação. </w:t>
+        <w:t>Validação. A lógica de fusão, calibração, parsing serial e autenticação foi coberta por uma suíte de testes automatizados: testes unitários e de integração em Python (pytest) para o backend, testes unitários em TypeScript (Vitest) para os módulos de visão, ML e sincronização do frontend, e uma suíte End-to-End (Playwright) para os fluxos do painel — totalizando 439 casos de teste (284 no frontend, 139 no backend, 16 end-to-end), além de 89 testes do pipeline de features e treinamento em Python — todos executados de forma determinística a cada alteração de código e todos passando nesta revisão.</w:t>
       </w:r>
       <w:r>
         <w:rPr>
@@ -686,7 +686,6 @@
           <w:i w:val="0"/>
           <w:sz w:val="22"/>
         </w:rPr>
-        <w:t>A lógica de fusão, calibração, parsing serial e autenticação foi coberta por uma suíte de testes automatizados: testes unitários e de integração em Python (pytest) para o backend, testes unitários em TypeScript (Vitest) para os módulos de visão, ML e sincronização do frontend, e uma suíte End-to-End (Playwright) para os fluxos do painel — totalizando 371 casos de teste (220 no frontend, 136 no backend, 15 end-to-end) executados de forma determinística a cada alteração de código, todos passando nesta revisão.</w:t>
       </w:r>
     </w:p>
     <w:p>
@@ -710,7 +709,7 @@
           <w:i w:val="0"/>
           <w:sz w:val="22"/>
         </w:rPr>
-        <w:t>Definem-se, para fins de avaliação: verdadeiro positivo (VP) — o sistema aciona aviso ou alarme quando a condição correspondente está de fato presente; falso positivo (FP) — aciona aviso/alarme sem a condição presente; verdadeiro negativo (VN) — permanece em estado normal corretamente; falso negativo (FN) — deixa de acionar aviso/alarme com a condição presente. Três instrumentos complementares foram empregados: (i) uma bateria de 37 cenários sintéticos (15 da máquina de estados, 11 do sensor de pressão isolado e 11 do sistema integrado), com verdade-fundamental atribuída a partir das faixas fisiológicas e dos limiares documentados, executados contra a implementação real com relógio controlado, produzindo matrizes de confusão que verificam a correspondência entre código e especificação — não entre especificação e fisiologia humana real; (ii) uma comparação da classificação binária olho-aberto/fechado por EAR contra o dataset público CEW (Closed Eyes in the Wild, NUAA — SONG et al., 2014), com rótulos de pessoas reais, cobrindo a lacuna de dados humanos que o item anterior não cobre; (iii) medição de latência real e decomposta por etapa do pipeline completo (navegador, backend, comunicação), em vez de estimativa.</w:t>
+        <w:t>Definem-se, para fins de avaliação: verdadeiro positivo (VP) — o sistema aciona aviso ou alarme quando a condição correspondente está de fato presente; falso positivo (FP) — aciona aviso/alarme sem a condição presente; verdadeiro negativo (VN) — permanece em estado normal corretamente; falso negativo (FN) — deixa de acionar aviso/alarme com a condição presente. Três instrumentos complementares foram empregados: (i) uma bateria de 38 cenários sintéticos (16 da máquina de estados, 11 do sensor de pressão isolado e 11 do sistema integrado), com verdade-fundamental atribuída a partir das faixas fisiológicas e dos limiares documentados, executados contra a implementação real com relógio controlado, produzindo matrizes de confusão que verificam a correspondência entre código e especificação — não entre especificação e fisiologia humana real; (ii) uma comparação da classificação binária olho-aberto/fechado por EAR contra o dataset público CEW (Closed Eyes in the Wild, NUAA — SONG et al., 2014), com rótulos de pessoas reais, cobrindo a lacuna de dados humanos que o item anterior não cobre; (iii) medição de latência real e decomposta por etapa do pipeline completo (navegador, backend, comunicação), em vez de estimativa.</w:t>
       </w:r>
     </w:p>
     <w:p>
@@ -740,7 +739,7 @@
           <w:i w:val="0"/>
           <w:sz w:val="22"/>
         </w:rPr>
-        <w:t>Nas etapas iniciais de desenvolvimento — firmware com um único sensor FSR-402 (limiar fixo, tolerância de 1 segundo sem pressão e corte automático do alerta após 10 segundos, com toda a lógica de fusão executada no próprio Arduino) integrado a um script Python de visão computacional executado localmente — foram realizadas 15 simulações qualitativas de sonolência em bancada, com acionamento correto dos quatro motores de vibração e do buzzer em todos os casos e latência estimada inferior a 100 ms. A migração subsequente para a arquitetura web distribuída manteve o mesmo sensor e o mesmo limiar temporal de referência (1 segundo), mas moveu a interpretação do sinal para um módulo dedicado no backend (GripMonitor), com calibração adaptativa no lugar do limiar fixo e sem o corte automático do alerta — uma decisão deliberada de segurança, não uma limitação. Essa migração motivou uma nova rodada de validação apoiada em uma suíte de testes automatizados.</w:t>
+        <w:t>Nas etapas iniciais de desenvolvimento — firmware com um único sensor FSR-402 (limiar fixo, tolerância de 1 segundo sem pressão e corte automático do alerta após 10 segundos, com toda a lógica de fusão executada no próprio Arduino) integrado a um script Python de visão computacional executado localmente — foram realizadas 15 simulações qualitativas de sonolência em bancada, com acionamento correto dos quatro motores de vibração e do buzzer em todos os casos e latência estimada inferior a 100 ms. A migração subsequente para a arquitetura web distribuída manteve o mesmo sensor e o mesmo limiar temporal de referência (1 segundo), mas moveu a interpretação do sinal para um módulo dedicado no backend (GripMonitor), com calibração adaptativa no lugar do limiar fixo. O corte automático de 10 segundos do firmware original foi removido — uma decisão deliberada de segurança, não uma limitação — e substituído por um teto muito mais longo: após 30 segundos ininterruptos sem pressão, o sinal de garra retorna sozinho ao estado normal, sob a premissa de que uma queda dessa duração indica ausência do condutor no posto de condução, e não sonolência em curso. Essa migração motivou uma nova rodada de validação apoiada em uma suíte de testes automatizados.</w:t>
       </w:r>
     </w:p>
     <w:p>
@@ -755,7 +754,7 @@
           <w:i w:val="0"/>
           <w:sz w:val="22"/>
         </w:rPr>
-        <w:t>A latência do pipeline foi medida — não estimada — por etapa: o cálculo de EAR e regras no navegador consome em média 0,002 ms (banco de desempenho com Vitest, N=233874 amostras), o processamento do evento de segurança no backend consome em média 0,097 ms (Python, N=2000 amostras, serial mockado), e a comunicação WebSocket de ida e volta com o backend real (não mockado) consome em média 0,085 ms (N=200, medido em loopback). O único componente calculado — não medido, por ausência de hardware físico neste ambiente — é a transmissão serial USB ao Arduino: à taxa de 9600 bps, o comando ALARM_ON leva aproximadamente 9,4 ms para ser transmitido (fórmula 8N1). A soma dos componentes de software é inferior a 0,2 ms; o maior componente calculável é a transmissão serial, que domina o orçamento de latência total. Não foi medida a etapa de extração de landmarks pelo MediaPipe (roda no navegador do usuário, depende do hardware/browser dele) nem a latência de rede real de um veículo em movimento — ambas permanecem como validação de campo necessária.</w:t>
+        <w:t xml:space="preserve">A latência do pipeline foi medida — não estimada — por etapa: o cálculo de EAR e regras no navegador consome em média 0,002 ms (banco de desempenho com Vitest, N=233874 amostras), o processamento do evento de segurança no backend consome em média 0,097 ms (Python, N=2000 amostras, serial mockado), e a comunicação WebSocket de ida e volta com o backend real (não mockado) consome em média 0,085 ms (N=200, medido em loopback). O único componente calculado — não medido, por ausência de hardware físico neste ambiente — é a transmissão serial USB ao Arduino: à taxa de 9600 bps, o comando ALARM_ON leva aproximadamente 9,4 ms para ser transmitido (fórmula 8N1). A soma dos componentes de software é inferior a 0,2 ms; o maior componente calculável é a transmissão serial, que domina o orçamento de latência total. </w:t>
       </w:r>
     </w:p>
     <w:p>
@@ -770,7 +769,22 @@
           <w:i w:val="0"/>
           <w:sz w:val="22"/>
         </w:rPr>
-        <w:t>A lógica de decisão da máquina de estados foi verificada por uma bateria de 15 cenários sintéticos, cada um representando uma faixa fisiologicamente plausível documentada (duração de piscada normal, entre 50 e 400 ms; fechamento prolongado, acima de 700 ms para aviso e 1500 ms para alarme; micro-sono agudo, EAR abaixo de 55% do limiar sustentado por 1800 ms; bocejo, abertura bucal sustentada por 400 ms; queda de cabeça sustentada por 2000 ms; ausência de rosto sustentada por 5000 ms; tendência de declínio do EAR, 18% abaixo do baseline calibrado). A matriz de confusão binária (alerta versus sem alerta) resultante apresentou precisão, recall e F1 de 1,000 sobre os 15 cenários. É importante destacar que isso verifica que o código implementa corretamente sua própria especificação, não que os limiares escolhidos correspondem à sonolência real de uma pessoa; essa segunda validação é tratada a seguir.</w:t>
+        <w:t>A cadência do laço de detecção no navegador foi medida em navegador real (Chromium, câmera sintética, máquina de desenvolvimento): o laço processa 30 quadros por segundo, com período de aproximadamente 33 ms, contra 8 quadros por segundo (período de cerca de 125 ms) na implementação anterior, que somava uma espera fixa ao custo do processamento em vez de absorvê-la num orçamento de quadro. Como todos os fenômenos oculares são avaliados em unidades de tempo, esse período é o teto de resolução temporal do sistema: a 8 quadros por segundo, uma piscada de 200 ms era observada por apenas um ou dois quadros. O custo por quadro do passo de detecção medido nessa mesma condição foi de aproximadamente 5 ms, porém esse valor é um piso inferior: o vídeo sintético utilizado não contém um rosto humano, de modo que o estágio de refinamento de landmarks do MediaPipe não é executado. A medição do custo com rosto real, em hardware heterogêneo, permanece como validação de campo necessária, assim como a latência de rede de um veículo em movimento.</w:t>
+      </w:r>
+    </w:p>
+    <w:p>
+      <w:pPr>
+        <w:spacing w:after="160"/>
+        <w:jc w:val="both"/>
+      </w:pPr>
+      <w:r>
+        <w:rPr>
+          <w:rFonts w:ascii="Times New Roman" w:hAnsi="Times New Roman"/>
+          <w:b w:val="0"/>
+          <w:i w:val="0"/>
+          <w:sz w:val="22"/>
+        </w:rPr>
+        <w:t>A lógica de decisão da máquina de estados foi verificada por uma bateria de 16 cenários sintéticos, cada um representando uma faixa fisiologicamente plausível documentada (duração de piscada normal, entre 50 e 400 ms; fechamento prolongado, acima de 700 ms para aviso e 1500 ms para alarme; micro-sono agudo, EAR abaixo de 55% do limiar sustentado por 1800 ms; bocejo, abertura bucal sustentada por 400 ms; queda de cabeça sustentada por 2000 ms; ausência de rosto sustentada por 5000 ms; tendência de declínio do EAR, 18% abaixo do baseline calibrado). A matriz de confusão binária (alerta versus sem alerta) resultante apresentou precisão, recall e F1 de 1,000 sobre os 16 cenários. É importante destacar que isso verifica que o código implementa corretamente sua própria especificação, não que os limiares escolhidos correspondem à sonolência real de uma pessoa; essa segunda validação é tratada a seguir.</w:t>
       </w:r>
     </w:p>
     <w:p>
@@ -830,7 +844,7 @@
           <w:i w:val="0"/>
           <w:sz w:val="22"/>
         </w:rPr>
-        <w:t>Ao todo, as três baterias sintéticas somam 37 cenários — todos dentro dos 371 testes automatizados citados na Metodologia (seção Validação) —, cobrindo máquina de estados, sensor de pressão isolado e o sistema integrado, respectivamente.</w:t>
+        <w:t>Ao todo, as três baterias sintéticas somam 38 cenários — todos dentro dos 439 testes automatizados citados na Metodologia (seção Validação) —, cobrindo máquina de estados, sensor de pressão isolado e o sistema integrado, respectivamente.</w:t>
       </w:r>
     </w:p>
     <w:p>
